--- a/hadoop and spark/Spark notes.docx
+++ b/hadoop and spark/Spark notes.docx
@@ -160,7 +160,12 @@
         <w:pStyle w:val="Heading1"/>
       </w:pPr>
       <w:r>
-        <w:t>Spark theory</w:t>
+        <w:t>Repositories</w:t>
+      </w:r>
+    </w:p>
+    <w:p>
+      <w:r>
+        <w:t>Here are my repositories related to Spark:</w:t>
       </w:r>
     </w:p>
     <w:p>
@@ -168,23 +173,61 @@
         <w:pStyle w:val="ListParagraph"/>
         <w:numPr>
           <w:ilvl w:val="0"/>
-          <w:numId w:val="3"/>
+          <w:numId w:val="6"/>
         </w:numPr>
-        <w:spacing w:after="0"/>
       </w:pPr>
       <w:hyperlink r:id="rId10" w:history="1">
         <w:r>
           <w:rPr>
             <w:rStyle w:val="Hyperlink"/>
           </w:rPr>
-          <w:t>youtube - Data Engineering</w:t>
+          <w:t>github - hadoop_spark</w:t>
         </w:r>
       </w:hyperlink>
       <w:r>
-        <w:t xml:space="preserve"> </w:t>
-      </w:r>
-      <w:r>
-        <w:t>– Hadoop and Spark (9h video)</w:t>
+        <w:t xml:space="preserve"> – Running a multinode HDFS, Yarn and Spark cluster on Azure Linux VMs.</w:t>
+      </w:r>
+    </w:p>
+    <w:p>
+      <w:pPr>
+        <w:pStyle w:val="Heading1"/>
+      </w:pPr>
+      <w:r>
+        <w:t>Modes of running Spark</w:t>
+      </w:r>
+    </w:p>
+    <w:p>
+      <w:pPr>
+        <w:pStyle w:val="Heading2"/>
+      </w:pPr>
+      <w:r>
+        <w:t>Local mode</w:t>
+      </w:r>
+    </w:p>
+    <w:p>
+      <w:r>
+        <w:t>When we run Spark in a local mode, that means it is running on a single machine. Then we have only one JVM (Java virtual machine) process.</w:t>
+      </w:r>
+    </w:p>
+    <w:p>
+      <w:pPr>
+        <w:pStyle w:val="Heading2"/>
+      </w:pPr>
+      <w:r>
+        <w:t>Cluster mode</w:t>
+      </w:r>
+    </w:p>
+    <w:p>
+      <w:r>
+        <w:t>When we run Spark in a cluster mode, that means it is running on multiple machines in a distributed way. We have then multiple JVM porcesses (master and worker) running on different machines.</w:t>
+      </w:r>
+    </w:p>
+    <w:p>
+      <w:pPr>
+        <w:pStyle w:val="Heading1"/>
+      </w:pPr>
+      <w:r>
+        <w:t>Spark theory</w:t>
       </w:r>
     </w:p>
     <w:p>
@@ -205,19 +248,75 @@
         </w:r>
       </w:hyperlink>
       <w:r>
-        <w:t xml:space="preserve"> </w:t>
-      </w:r>
-      <w:r>
-        <w:t>- Spark</w:t>
-      </w:r>
-    </w:p>
-    <w:p/>
+        <w:t xml:space="preserve"> – Hadoop and Spark (9h video)</w:t>
+      </w:r>
+    </w:p>
+    <w:p>
+      <w:pPr>
+        <w:pStyle w:val="ListParagraph"/>
+        <w:numPr>
+          <w:ilvl w:val="0"/>
+          <w:numId w:val="3"/>
+        </w:numPr>
+        <w:spacing w:after="0"/>
+      </w:pPr>
+      <w:hyperlink r:id="rId12" w:history="1">
+        <w:r>
+          <w:rPr>
+            <w:rStyle w:val="Hyperlink"/>
+          </w:rPr>
+          <w:t>youtube - Data Engineering</w:t>
+        </w:r>
+      </w:hyperlink>
+      <w:r>
+        <w:t xml:space="preserve"> - Spark</w:t>
+      </w:r>
+    </w:p>
     <w:p>
       <w:pPr>
         <w:pStyle w:val="Heading1"/>
       </w:pPr>
       <w:r>
+        <w:lastRenderedPageBreak/>
+        <w:t>Data partitioning</w:t>
+      </w:r>
+    </w:p>
+    <w:p>
+      <w:r>
+        <w:t xml:space="preserve">When Spark is saving a big table in an object storage, it </w:t>
+      </w:r>
+      <w:r>
+        <w:t>automatically</w:t>
+      </w:r>
+      <w:r>
+        <w:t xml:space="preserve"> split</w:t>
+      </w:r>
+      <w:r>
+        <w:t>s</w:t>
+      </w:r>
+      <w:r>
+        <w:t xml:space="preserve"> it into multiple smaller files (objects).</w:t>
+      </w:r>
+    </w:p>
+    <w:p>
+      <w:r>
+        <w:t>Later when Spark reads that table it knows which files to read to get data for the entire table.</w:t>
+      </w:r>
+    </w:p>
+    <w:p>
+      <w:pPr>
+        <w:pStyle w:val="Heading1"/>
+      </w:pPr>
+      <w:r>
         <w:t>Submitting Spark jobs</w:t>
+      </w:r>
+    </w:p>
+    <w:p>
+      <w:pPr>
+        <w:pStyle w:val="Heading2"/>
+      </w:pPr>
+      <w:r>
+        <w:t>Materials</w:t>
       </w:r>
     </w:p>
     <w:p>
@@ -229,14 +328,17 @@
         </w:numPr>
         <w:spacing w:after="0"/>
       </w:pPr>
-      <w:hyperlink r:id="rId12" w:history="1">
+      <w:hyperlink r:id="rId13" w:history="1">
         <w:r>
           <w:rPr>
             <w:rStyle w:val="Hyperlink"/>
           </w:rPr>
-          <w:t>https://www.youtube.com/watch?v=o_pne3aLW2w</w:t>
+          <w:t>youtube - codeWithYu</w:t>
         </w:r>
       </w:hyperlink>
+      <w:r>
+        <w:t xml:space="preserve"> – submit spark job through Airflow.</w:t>
+      </w:r>
     </w:p>
     <w:p>
       <w:pPr>
@@ -245,52 +347,462 @@
           <w:ilvl w:val="0"/>
           <w:numId w:val="2"/>
         </w:numPr>
-        <w:spacing w:after="0"/>
-      </w:pPr>
-      <w:hyperlink r:id="rId13" w:history="1">
-        <w:r>
-          <w:rPr>
-            <w:rStyle w:val="Hyperlink"/>
-          </w:rPr>
-          <w:t>https://www.youtube.com/watch?v=L3VuPnBQBCM</w:t>
-        </w:r>
-      </w:hyperlink>
-    </w:p>
-    <w:p>
-      <w:pPr>
-        <w:pStyle w:val="ListParagraph"/>
-        <w:numPr>
-          <w:ilvl w:val="0"/>
-          <w:numId w:val="2"/>
-        </w:numPr>
-        <w:spacing w:after="0"/>
       </w:pPr>
       <w:hyperlink r:id="rId14" w:history="1">
         <w:r>
           <w:rPr>
             <w:rStyle w:val="Hyperlink"/>
           </w:rPr>
-          <w:t>https://learn.microsoft.com/en-us/azure/hdinsight/spark/spark-best-practices</w:t>
+          <w:t>stackoverflow</w:t>
         </w:r>
       </w:hyperlink>
+      <w:r>
+        <w:t xml:space="preserve"> - submit spark job through Airflow.</w:t>
+      </w:r>
+    </w:p>
+    <w:p>
+      <w:pPr>
+        <w:pStyle w:val="Heading2"/>
+      </w:pPr>
+      <w:r>
+        <w:t>Different ways of submitting Spark jobs on Kubernetes</w:t>
+      </w:r>
+    </w:p>
+    <w:p>
+      <w:pPr>
+        <w:pStyle w:val="Heading3"/>
+      </w:pPr>
+      <w:r>
+        <w:t>Spark-submit command</w:t>
+      </w:r>
+    </w:p>
+    <w:p>
+      <w:r>
+        <w:t>To run a Spark script using this option w</w:t>
+      </w:r>
+      <w:r>
+        <w:t xml:space="preserve">e need to </w:t>
+      </w:r>
+      <w:r>
+        <w:t>follow those steps:</w:t>
+      </w:r>
     </w:p>
     <w:p>
       <w:pPr>
         <w:pStyle w:val="ListParagraph"/>
         <w:numPr>
           <w:ilvl w:val="0"/>
-          <w:numId w:val="2"/>
+          <w:numId w:val="7"/>
         </w:numPr>
-        <w:spacing w:after="0"/>
-      </w:pPr>
-      <w:hyperlink r:id="rId15" w:history="1">
-        <w:r>
-          <w:rPr>
-            <w:rStyle w:val="Hyperlink"/>
-          </w:rPr>
-          <w:t>https://stackoverflow.com/questions/53344285/is-there-a-way-to-submit-spark-job-on-different-server-running-master</w:t>
-        </w:r>
-      </w:hyperlink>
+      </w:pPr>
+      <w:r>
+        <w:t>B</w:t>
+      </w:r>
+      <w:r>
+        <w:t xml:space="preserve">uild a Docker image containing </w:t>
+      </w:r>
+      <w:r>
+        <w:t xml:space="preserve">our </w:t>
+      </w:r>
+      <w:r>
+        <w:t>Spark app</w:t>
+      </w:r>
+      <w:r>
+        <w:t xml:space="preserve"> and script</w:t>
+      </w:r>
+    </w:p>
+    <w:p>
+      <w:pPr>
+        <w:pStyle w:val="ListParagraph"/>
+        <w:numPr>
+          <w:ilvl w:val="0"/>
+          <w:numId w:val="7"/>
+        </w:numPr>
+      </w:pPr>
+      <w:r>
+        <w:t>P</w:t>
+      </w:r>
+      <w:r>
+        <w:t xml:space="preserve">ush </w:t>
+      </w:r>
+      <w:r>
+        <w:t>our Docker image</w:t>
+      </w:r>
+      <w:r>
+        <w:t xml:space="preserve"> to a could container registry </w:t>
+      </w:r>
+    </w:p>
+    <w:p>
+      <w:pPr>
+        <w:pStyle w:val="ListParagraph"/>
+        <w:numPr>
+          <w:ilvl w:val="0"/>
+          <w:numId w:val="7"/>
+        </w:numPr>
+      </w:pPr>
+      <w:r>
+        <w:t>U</w:t>
+      </w:r>
+      <w:r>
+        <w:t>se the spark-submit command in terminal to run that image on the Kubernetes cluster.</w:t>
+      </w:r>
+    </w:p>
+    <w:p>
+      <w:r>
+        <w:t xml:space="preserve">Instead of pushing Docker image to a container registry we can use an image saved on each Kubernetes’ node. </w:t>
+      </w:r>
+    </w:p>
+    <w:p>
+      <w:pPr>
+        <w:pStyle w:val="Heading3"/>
+      </w:pPr>
+      <w:r>
+        <w:t>SparkSession</w:t>
+      </w:r>
+    </w:p>
+    <w:p>
+      <w:r>
+        <w:t xml:space="preserve">In the SparkSession, in the </w:t>
+      </w:r>
+      <w:r>
+        <w:t>S</w:t>
+      </w:r>
+      <w:r>
+        <w:t>park script, we can define parameters regarding Kubernetes cluster on which we want to run a Spark code.</w:t>
+      </w:r>
+    </w:p>
+    <w:p>
+      <w:r>
+        <w:t>It is similar to the spark-submit command. We provide the same parameters in the SparkSession as in the spark-submit command.</w:t>
+      </w:r>
+    </w:p>
+    <w:p>
+      <w:pPr>
+        <w:pStyle w:val="Heading3"/>
+      </w:pPr>
+      <w:r>
+        <w:t>SparkApplication YAML manifest</w:t>
+      </w:r>
+    </w:p>
+    <w:p>
+      <w:r>
+        <w:t>This is the best option to run Spark scripts in production.</w:t>
+      </w:r>
+    </w:p>
+    <w:p>
+      <w:r>
+        <w:t>Here are the steps we need to follow:</w:t>
+      </w:r>
+    </w:p>
+    <w:p>
+      <w:pPr>
+        <w:pStyle w:val="ListParagraph"/>
+        <w:numPr>
+          <w:ilvl w:val="0"/>
+          <w:numId w:val="5"/>
+        </w:numPr>
+      </w:pPr>
+      <w:r>
+        <w:t>Prepare a Spark script</w:t>
+      </w:r>
+    </w:p>
+    <w:p>
+      <w:pPr>
+        <w:pStyle w:val="ListParagraph"/>
+        <w:numPr>
+          <w:ilvl w:val="0"/>
+          <w:numId w:val="5"/>
+        </w:numPr>
+      </w:pPr>
+      <w:r>
+        <w:lastRenderedPageBreak/>
+        <w:t>Build a Docker image containing our Spark script (we can use the official Spark image as the base image)</w:t>
+      </w:r>
+    </w:p>
+    <w:p>
+      <w:pPr>
+        <w:pStyle w:val="ListParagraph"/>
+        <w:numPr>
+          <w:ilvl w:val="0"/>
+          <w:numId w:val="5"/>
+        </w:numPr>
+      </w:pPr>
+      <w:r>
+        <w:t>Push that Docker image to the container registry</w:t>
+      </w:r>
+    </w:p>
+    <w:p>
+      <w:pPr>
+        <w:pStyle w:val="ListParagraph"/>
+        <w:numPr>
+          <w:ilvl w:val="0"/>
+          <w:numId w:val="5"/>
+        </w:numPr>
+      </w:pPr>
+      <w:r>
+        <w:t>Create a SparkApplication YAML manifest</w:t>
+      </w:r>
+    </w:p>
+    <w:p>
+      <w:pPr>
+        <w:pStyle w:val="ListParagraph"/>
+        <w:numPr>
+          <w:ilvl w:val="0"/>
+          <w:numId w:val="5"/>
+        </w:numPr>
+      </w:pPr>
+      <w:r>
+        <w:t>Deploy that manifest (run the Spark script) using kubectl or Airflow</w:t>
+      </w:r>
+    </w:p>
+    <w:p>
+      <w:r>
+        <w:t>In the SparkApplication YAML manifest we are specifying which Docker image we want to use and which Spark script we want to run from that image.</w:t>
+      </w:r>
+    </w:p>
+    <w:p>
+      <w:r>
+        <w:rPr>
+          <w:b/>
+          <w:bCs/>
+        </w:rPr>
+        <w:t>Prerequisites:</w:t>
+      </w:r>
+    </w:p>
+    <w:p>
+      <w:r>
+        <w:t>In order to use</w:t>
+      </w:r>
+      <w:r>
+        <w:t xml:space="preserve"> </w:t>
+      </w:r>
+      <w:r>
+        <w:t>the SparkApplication YAML manifest we need to</w:t>
+      </w:r>
+      <w:r>
+        <w:t>:</w:t>
+      </w:r>
+    </w:p>
+    <w:p>
+      <w:pPr>
+        <w:pStyle w:val="ListParagraph"/>
+        <w:numPr>
+          <w:ilvl w:val="0"/>
+          <w:numId w:val="11"/>
+        </w:numPr>
+      </w:pPr>
+      <w:r>
+        <w:t>I</w:t>
+      </w:r>
+      <w:r>
+        <w:t>nstall Spark Operat</w:t>
+      </w:r>
+      <w:r>
+        <w:t>or</w:t>
+      </w:r>
+      <w:r>
+        <w:t xml:space="preserve"> using Helm</w:t>
+      </w:r>
+    </w:p>
+    <w:p>
+      <w:pPr>
+        <w:pStyle w:val="ListParagraph"/>
+        <w:numPr>
+          <w:ilvl w:val="0"/>
+          <w:numId w:val="11"/>
+        </w:numPr>
+      </w:pPr>
+      <w:r>
+        <w:t>Create a Service Account with proper permissions.</w:t>
+      </w:r>
+    </w:p>
+    <w:p>
+      <w:r>
+        <w:t>That Service Account will be used by the Spark Driver Pod to create Executors Pods.</w:t>
+      </w:r>
+    </w:p>
+    <w:p>
+      <w:r>
+        <w:t>Spark Operator will have automatically assigned a Service Account with proper permissions when using Helm.</w:t>
+      </w:r>
+    </w:p>
+    <w:p>
+      <w:pPr>
+        <w:rPr>
+          <w:b/>
+          <w:bCs/>
+        </w:rPr>
+      </w:pPr>
+      <w:r>
+        <w:rPr>
+          <w:b/>
+          <w:bCs/>
+        </w:rPr>
+        <w:t>How this works in more detail:</w:t>
+      </w:r>
+    </w:p>
+    <w:p>
+      <w:pPr>
+        <w:pStyle w:val="ListParagraph"/>
+        <w:numPr>
+          <w:ilvl w:val="0"/>
+          <w:numId w:val="10"/>
+        </w:numPr>
+      </w:pPr>
+      <w:r>
+        <w:t>We prepare a S</w:t>
+      </w:r>
+      <w:r>
+        <w:t>parkApplication YAML manifest</w:t>
+      </w:r>
+    </w:p>
+    <w:p>
+      <w:pPr>
+        <w:pStyle w:val="ListParagraph"/>
+        <w:numPr>
+          <w:ilvl w:val="0"/>
+          <w:numId w:val="10"/>
+        </w:numPr>
+      </w:pPr>
+      <w:r>
+        <w:t>We deploy it, for example using the ‘kubectl apply’ command or using Airflow operator.</w:t>
+      </w:r>
+      <w:r>
+        <w:t xml:space="preserve"> That creates </w:t>
+      </w:r>
+      <w:r>
+        <w:t>a SparkApplication resource</w:t>
+      </w:r>
+      <w:r>
+        <w:t>.</w:t>
+      </w:r>
+    </w:p>
+    <w:p>
+      <w:pPr>
+        <w:pStyle w:val="ListParagraph"/>
+        <w:numPr>
+          <w:ilvl w:val="0"/>
+          <w:numId w:val="10"/>
+        </w:numPr>
+      </w:pPr>
+      <w:r>
+        <w:t>Spark Operator notices that</w:t>
+      </w:r>
+      <w:r>
+        <w:t xml:space="preserve"> we created a SparkApplication resource</w:t>
+      </w:r>
+      <w:r>
+        <w:t xml:space="preserve"> and starts processing it.</w:t>
+      </w:r>
+    </w:p>
+    <w:p>
+      <w:pPr>
+        <w:pStyle w:val="ListParagraph"/>
+        <w:numPr>
+          <w:ilvl w:val="0"/>
+          <w:numId w:val="10"/>
+        </w:numPr>
+      </w:pPr>
+      <w:r>
+        <w:t>Spark Operator creates a Spark Driver Pod.</w:t>
+      </w:r>
+    </w:p>
+    <w:p>
+      <w:pPr>
+        <w:pStyle w:val="ListParagraph"/>
+        <w:numPr>
+          <w:ilvl w:val="0"/>
+          <w:numId w:val="10"/>
+        </w:numPr>
+      </w:pPr>
+      <w:r>
+        <w:t>Spark Driver Pod creates Spark Executor Pods.</w:t>
+      </w:r>
+    </w:p>
+    <w:p>
+      <w:pPr>
+        <w:pStyle w:val="ListParagraph"/>
+        <w:numPr>
+          <w:ilvl w:val="0"/>
+          <w:numId w:val="10"/>
+        </w:numPr>
+      </w:pPr>
+      <w:r>
+        <w:t>Spark Pods executes Spark scripts.</w:t>
+      </w:r>
+    </w:p>
+    <w:p>
+      <w:pPr>
+        <w:pStyle w:val="ListParagraph"/>
+        <w:numPr>
+          <w:ilvl w:val="0"/>
+          <w:numId w:val="10"/>
+        </w:numPr>
+      </w:pPr>
+      <w:r>
+        <w:t>Once the scripts are finished, Spark Pods are terminated.</w:t>
+      </w:r>
+    </w:p>
+    <w:p>
+      <w:pPr>
+        <w:pStyle w:val="Heading1"/>
+      </w:pPr>
+      <w:r>
+        <w:t>Code development</w:t>
+      </w:r>
+    </w:p>
+    <w:p>
+      <w:r>
+        <w:t>In order to develop Spark code we can run Spark in a Local mode (on a single machine) and Jupyter Notebook (or JupyterLab or JupyterHub) in a Docker container running on a Linux VM in cloud.</w:t>
+      </w:r>
+    </w:p>
+    <w:p>
+      <w:r>
+        <w:t xml:space="preserve">Then we can connect to the Jupyter through a browser from our local computer to develop and run a Spark code. </w:t>
+      </w:r>
+    </w:p>
+    <w:p>
+      <w:r>
+        <w:t>Additionally we can use VS code with the following extensions:</w:t>
+      </w:r>
+    </w:p>
+    <w:p>
+      <w:pPr>
+        <w:pStyle w:val="ListParagraph"/>
+        <w:numPr>
+          <w:ilvl w:val="0"/>
+          <w:numId w:val="8"/>
+        </w:numPr>
+      </w:pPr>
+      <w:r>
+        <w:lastRenderedPageBreak/>
+        <w:t>Remote-SSH</w:t>
+      </w:r>
+      <w:r>
+        <w:t xml:space="preserve"> - In order to connect VS code to that VM</w:t>
+      </w:r>
+    </w:p>
+    <w:p>
+      <w:pPr>
+        <w:pStyle w:val="ListParagraph"/>
+        <w:numPr>
+          <w:ilvl w:val="0"/>
+          <w:numId w:val="8"/>
+        </w:numPr>
+      </w:pPr>
+      <w:r>
+        <w:t>Dev Containers – In order to access a filesystem inside of the Docker container running on the VM.</w:t>
+      </w:r>
+    </w:p>
+    <w:p>
+      <w:r>
+        <w:t>This will give us a possibility to browse a filesystem inside of the Docker container and use terminal through VS code.</w:t>
+      </w:r>
+    </w:p>
+    <w:p>
+      <w:r>
+        <w:t>It is used in the spark_kubernetes repository.</w:t>
+      </w:r>
     </w:p>
     <w:p/>
     <w:sectPr>
@@ -306,9 +818,122 @@
 <file path=word/numbering.xml><?xml version="1.0" encoding="utf-8"?>
 <w:numbering xmlns:wpc="http://schemas.microsoft.com/office/word/2010/wordprocessingCanvas" xmlns:cx="http://schemas.microsoft.com/office/drawing/2014/chartex" xmlns:cx1="http://schemas.microsoft.com/office/drawing/2015/9/8/chartex" xmlns:cx2="http://schemas.microsoft.com/office/drawing/2015/10/21/chartex" xmlns:cx3="http://schemas.microsoft.com/office/drawing/2016/5/9/chartex" xmlns:cx4="http://schemas.microsoft.com/office/drawing/2016/5/10/chartex" xmlns:cx5="http://schemas.microsoft.com/office/drawing/2016/5/11/chartex" xmlns:cx6="http://schemas.microsoft.com/office/drawing/2016/5/12/chartex" xmlns:cx7="http://schemas.microsoft.com/office/drawing/2016/5/13/chartex" xmlns:cx8="http://schemas.microsoft.com/office/drawing/2016/5/14/chartex" xmlns:mc="http://schemas.openxmlformats.org/markup-compatibility/2006" xmlns:aink="http://schemas.microsoft.com/office/drawing/2016/ink" xmlns:am3d="http://schemas.microsoft.com/office/drawing/2017/model3d" xmlns:o="urn:schemas-microsoft-com:office:office" xmlns:oel="http://schemas.microsoft.com/office/2019/extlst" xmlns:r="http://schemas.openxmlformats.org/officeDocument/2006/relationships" xmlns:m="http://schemas.openxmlformats.org/officeDocument/2006/math" xmlns:v="urn:schemas-microsoft-com:vml" xmlns:wp14="http://schemas.microsoft.com/office/word/2010/wordprocessingDrawing" xmlns:wp="http://schemas.openxmlformats.org/drawingml/2006/wordprocessingDrawing" xmlns:w10="urn:schemas-microsoft-com:office:word" xmlns:w="http://schemas.openxmlformats.org/wordprocessingml/2006/main" xmlns:w14="http://schemas.microsoft.com/office/word/2010/wordml" xmlns:w15="http://schemas.microsoft.com/office/word/2012/wordml" xmlns:w16cex="http://schemas.microsoft.com/office/word/2018/wordml/cex" xmlns:w16cid="http://schemas.microsoft.com/office/word/2016/wordml/cid" xmlns:w16="http://schemas.microsoft.com/office/word/2018/wordml" xmlns:w16du="http://schemas.microsoft.com/office/word/2023/wordml/word16du" xmlns:w16sdtdh="http://schemas.microsoft.com/office/word/2020/wordml/sdtdatahash" xmlns:w16sdtfl="http://schemas.microsoft.com/office/word/2024/wordml/sdtformatlock" xmlns:w16se="http://schemas.microsoft.com/office/word/2015/wordml/symex" xmlns:wpg="http://schemas.microsoft.com/office/word/2010/wordprocessingGroup" xmlns:wpi="http://schemas.microsoft.com/office/word/2010/wordprocessingInk" xmlns:wne="http://schemas.microsoft.com/office/word/2006/wordml" xmlns:wps="http://schemas.microsoft.com/office/word/2010/wordprocessingShape" mc:Ignorable="w14 w15 w16se w16cid w16 w16cex w16sdtdh w16sdtfl w16du wp14">
   <w:abstractNum w:abstractNumId="0" w15:restartNumberingAfterBreak="0">
+    <w:nsid w:val="06AC12D5"/>
+    <w:multiLevelType w:val="hybridMultilevel"/>
+    <w:tmpl w:val="6D9C7486"/>
+    <w:lvl w:ilvl="0" w:tplc="04090001">
+      <w:start w:val="1"/>
+      <w:numFmt w:val="bullet"/>
+      <w:lvlText w:val=""/>
+      <w:lvlJc w:val="left"/>
+      <w:pPr>
+        <w:ind w:left="720" w:hanging="360"/>
+      </w:pPr>
+      <w:rPr>
+        <w:rFonts w:ascii="Symbol" w:hAnsi="Symbol" w:hint="default"/>
+      </w:rPr>
+    </w:lvl>
+    <w:lvl w:ilvl="1" w:tplc="04090003" w:tentative="1">
+      <w:start w:val="1"/>
+      <w:numFmt w:val="bullet"/>
+      <w:lvlText w:val="o"/>
+      <w:lvlJc w:val="left"/>
+      <w:pPr>
+        <w:ind w:left="1440" w:hanging="360"/>
+      </w:pPr>
+      <w:rPr>
+        <w:rFonts w:ascii="Courier New" w:hAnsi="Courier New" w:cs="Courier New" w:hint="default"/>
+      </w:rPr>
+    </w:lvl>
+    <w:lvl w:ilvl="2" w:tplc="04090005" w:tentative="1">
+      <w:start w:val="1"/>
+      <w:numFmt w:val="bullet"/>
+      <w:lvlText w:val=""/>
+      <w:lvlJc w:val="left"/>
+      <w:pPr>
+        <w:ind w:left="2160" w:hanging="360"/>
+      </w:pPr>
+      <w:rPr>
+        <w:rFonts w:ascii="Wingdings" w:hAnsi="Wingdings" w:hint="default"/>
+      </w:rPr>
+    </w:lvl>
+    <w:lvl w:ilvl="3" w:tplc="04090001" w:tentative="1">
+      <w:start w:val="1"/>
+      <w:numFmt w:val="bullet"/>
+      <w:lvlText w:val=""/>
+      <w:lvlJc w:val="left"/>
+      <w:pPr>
+        <w:ind w:left="2880" w:hanging="360"/>
+      </w:pPr>
+      <w:rPr>
+        <w:rFonts w:ascii="Symbol" w:hAnsi="Symbol" w:hint="default"/>
+      </w:rPr>
+    </w:lvl>
+    <w:lvl w:ilvl="4" w:tplc="04090003" w:tentative="1">
+      <w:start w:val="1"/>
+      <w:numFmt w:val="bullet"/>
+      <w:lvlText w:val="o"/>
+      <w:lvlJc w:val="left"/>
+      <w:pPr>
+        <w:ind w:left="3600" w:hanging="360"/>
+      </w:pPr>
+      <w:rPr>
+        <w:rFonts w:ascii="Courier New" w:hAnsi="Courier New" w:cs="Courier New" w:hint="default"/>
+      </w:rPr>
+    </w:lvl>
+    <w:lvl w:ilvl="5" w:tplc="04090005" w:tentative="1">
+      <w:start w:val="1"/>
+      <w:numFmt w:val="bullet"/>
+      <w:lvlText w:val=""/>
+      <w:lvlJc w:val="left"/>
+      <w:pPr>
+        <w:ind w:left="4320" w:hanging="360"/>
+      </w:pPr>
+      <w:rPr>
+        <w:rFonts w:ascii="Wingdings" w:hAnsi="Wingdings" w:hint="default"/>
+      </w:rPr>
+    </w:lvl>
+    <w:lvl w:ilvl="6" w:tplc="04090001" w:tentative="1">
+      <w:start w:val="1"/>
+      <w:numFmt w:val="bullet"/>
+      <w:lvlText w:val=""/>
+      <w:lvlJc w:val="left"/>
+      <w:pPr>
+        <w:ind w:left="5040" w:hanging="360"/>
+      </w:pPr>
+      <w:rPr>
+        <w:rFonts w:ascii="Symbol" w:hAnsi="Symbol" w:hint="default"/>
+      </w:rPr>
+    </w:lvl>
+    <w:lvl w:ilvl="7" w:tplc="04090003" w:tentative="1">
+      <w:start w:val="1"/>
+      <w:numFmt w:val="bullet"/>
+      <w:lvlText w:val="o"/>
+      <w:lvlJc w:val="left"/>
+      <w:pPr>
+        <w:ind w:left="5760" w:hanging="360"/>
+      </w:pPr>
+      <w:rPr>
+        <w:rFonts w:ascii="Courier New" w:hAnsi="Courier New" w:cs="Courier New" w:hint="default"/>
+      </w:rPr>
+    </w:lvl>
+    <w:lvl w:ilvl="8" w:tplc="04090005" w:tentative="1">
+      <w:start w:val="1"/>
+      <w:numFmt w:val="bullet"/>
+      <w:lvlText w:val=""/>
+      <w:lvlJc w:val="left"/>
+      <w:pPr>
+        <w:ind w:left="6480" w:hanging="360"/>
+      </w:pPr>
+      <w:rPr>
+        <w:rFonts w:ascii="Wingdings" w:hAnsi="Wingdings" w:hint="default"/>
+      </w:rPr>
+    </w:lvl>
+  </w:abstractNum>
+  <w:abstractNum w:abstractNumId="1" w15:restartNumberingAfterBreak="0">
     <w:nsid w:val="0C1402C2"/>
     <w:multiLevelType w:val="hybridMultilevel"/>
-    <w:tmpl w:val="060AFD1C"/>
+    <w:tmpl w:val="6D90BFC2"/>
     <w:lvl w:ilvl="0" w:tplc="04090001">
       <w:start w:val="1"/>
       <w:numFmt w:val="bullet"/>
@@ -418,7 +1043,545 @@
       </w:rPr>
     </w:lvl>
   </w:abstractNum>
-  <w:abstractNum w:abstractNumId="1" w15:restartNumberingAfterBreak="0">
+  <w:abstractNum w:abstractNumId="2" w15:restartNumberingAfterBreak="0">
+    <w:nsid w:val="111626E4"/>
+    <w:multiLevelType w:val="hybridMultilevel"/>
+    <w:tmpl w:val="528E7F20"/>
+    <w:lvl w:ilvl="0" w:tplc="04090001">
+      <w:start w:val="1"/>
+      <w:numFmt w:val="bullet"/>
+      <w:lvlText w:val=""/>
+      <w:lvlJc w:val="left"/>
+      <w:pPr>
+        <w:ind w:left="720" w:hanging="360"/>
+      </w:pPr>
+      <w:rPr>
+        <w:rFonts w:ascii="Symbol" w:hAnsi="Symbol" w:hint="default"/>
+      </w:rPr>
+    </w:lvl>
+    <w:lvl w:ilvl="1" w:tplc="04090003" w:tentative="1">
+      <w:start w:val="1"/>
+      <w:numFmt w:val="bullet"/>
+      <w:lvlText w:val="o"/>
+      <w:lvlJc w:val="left"/>
+      <w:pPr>
+        <w:ind w:left="1440" w:hanging="360"/>
+      </w:pPr>
+      <w:rPr>
+        <w:rFonts w:ascii="Courier New" w:hAnsi="Courier New" w:cs="Courier New" w:hint="default"/>
+      </w:rPr>
+    </w:lvl>
+    <w:lvl w:ilvl="2" w:tplc="04090005" w:tentative="1">
+      <w:start w:val="1"/>
+      <w:numFmt w:val="bullet"/>
+      <w:lvlText w:val=""/>
+      <w:lvlJc w:val="left"/>
+      <w:pPr>
+        <w:ind w:left="2160" w:hanging="360"/>
+      </w:pPr>
+      <w:rPr>
+        <w:rFonts w:ascii="Wingdings" w:hAnsi="Wingdings" w:hint="default"/>
+      </w:rPr>
+    </w:lvl>
+    <w:lvl w:ilvl="3" w:tplc="04090001" w:tentative="1">
+      <w:start w:val="1"/>
+      <w:numFmt w:val="bullet"/>
+      <w:lvlText w:val=""/>
+      <w:lvlJc w:val="left"/>
+      <w:pPr>
+        <w:ind w:left="2880" w:hanging="360"/>
+      </w:pPr>
+      <w:rPr>
+        <w:rFonts w:ascii="Symbol" w:hAnsi="Symbol" w:hint="default"/>
+      </w:rPr>
+    </w:lvl>
+    <w:lvl w:ilvl="4" w:tplc="04090003" w:tentative="1">
+      <w:start w:val="1"/>
+      <w:numFmt w:val="bullet"/>
+      <w:lvlText w:val="o"/>
+      <w:lvlJc w:val="left"/>
+      <w:pPr>
+        <w:ind w:left="3600" w:hanging="360"/>
+      </w:pPr>
+      <w:rPr>
+        <w:rFonts w:ascii="Courier New" w:hAnsi="Courier New" w:cs="Courier New" w:hint="default"/>
+      </w:rPr>
+    </w:lvl>
+    <w:lvl w:ilvl="5" w:tplc="04090005" w:tentative="1">
+      <w:start w:val="1"/>
+      <w:numFmt w:val="bullet"/>
+      <w:lvlText w:val=""/>
+      <w:lvlJc w:val="left"/>
+      <w:pPr>
+        <w:ind w:left="4320" w:hanging="360"/>
+      </w:pPr>
+      <w:rPr>
+        <w:rFonts w:ascii="Wingdings" w:hAnsi="Wingdings" w:hint="default"/>
+      </w:rPr>
+    </w:lvl>
+    <w:lvl w:ilvl="6" w:tplc="04090001" w:tentative="1">
+      <w:start w:val="1"/>
+      <w:numFmt w:val="bullet"/>
+      <w:lvlText w:val=""/>
+      <w:lvlJc w:val="left"/>
+      <w:pPr>
+        <w:ind w:left="5040" w:hanging="360"/>
+      </w:pPr>
+      <w:rPr>
+        <w:rFonts w:ascii="Symbol" w:hAnsi="Symbol" w:hint="default"/>
+      </w:rPr>
+    </w:lvl>
+    <w:lvl w:ilvl="7" w:tplc="04090003" w:tentative="1">
+      <w:start w:val="1"/>
+      <w:numFmt w:val="bullet"/>
+      <w:lvlText w:val="o"/>
+      <w:lvlJc w:val="left"/>
+      <w:pPr>
+        <w:ind w:left="5760" w:hanging="360"/>
+      </w:pPr>
+      <w:rPr>
+        <w:rFonts w:ascii="Courier New" w:hAnsi="Courier New" w:cs="Courier New" w:hint="default"/>
+      </w:rPr>
+    </w:lvl>
+    <w:lvl w:ilvl="8" w:tplc="04090005" w:tentative="1">
+      <w:start w:val="1"/>
+      <w:numFmt w:val="bullet"/>
+      <w:lvlText w:val=""/>
+      <w:lvlJc w:val="left"/>
+      <w:pPr>
+        <w:ind w:left="6480" w:hanging="360"/>
+      </w:pPr>
+      <w:rPr>
+        <w:rFonts w:ascii="Wingdings" w:hAnsi="Wingdings" w:hint="default"/>
+      </w:rPr>
+    </w:lvl>
+  </w:abstractNum>
+  <w:abstractNum w:abstractNumId="3" w15:restartNumberingAfterBreak="0">
+    <w:nsid w:val="209107BC"/>
+    <w:multiLevelType w:val="hybridMultilevel"/>
+    <w:tmpl w:val="D0A85F56"/>
+    <w:lvl w:ilvl="0" w:tplc="0409000F">
+      <w:start w:val="1"/>
+      <w:numFmt w:val="decimal"/>
+      <w:lvlText w:val="%1."/>
+      <w:lvlJc w:val="left"/>
+      <w:pPr>
+        <w:ind w:left="720" w:hanging="360"/>
+      </w:pPr>
+    </w:lvl>
+    <w:lvl w:ilvl="1" w:tplc="04090019" w:tentative="1">
+      <w:start w:val="1"/>
+      <w:numFmt w:val="lowerLetter"/>
+      <w:lvlText w:val="%2."/>
+      <w:lvlJc w:val="left"/>
+      <w:pPr>
+        <w:ind w:left="1440" w:hanging="360"/>
+      </w:pPr>
+    </w:lvl>
+    <w:lvl w:ilvl="2" w:tplc="0409001B" w:tentative="1">
+      <w:start w:val="1"/>
+      <w:numFmt w:val="lowerRoman"/>
+      <w:lvlText w:val="%3."/>
+      <w:lvlJc w:val="right"/>
+      <w:pPr>
+        <w:ind w:left="2160" w:hanging="180"/>
+      </w:pPr>
+    </w:lvl>
+    <w:lvl w:ilvl="3" w:tplc="0409000F" w:tentative="1">
+      <w:start w:val="1"/>
+      <w:numFmt w:val="decimal"/>
+      <w:lvlText w:val="%4."/>
+      <w:lvlJc w:val="left"/>
+      <w:pPr>
+        <w:ind w:left="2880" w:hanging="360"/>
+      </w:pPr>
+    </w:lvl>
+    <w:lvl w:ilvl="4" w:tplc="04090019" w:tentative="1">
+      <w:start w:val="1"/>
+      <w:numFmt w:val="lowerLetter"/>
+      <w:lvlText w:val="%5."/>
+      <w:lvlJc w:val="left"/>
+      <w:pPr>
+        <w:ind w:left="3600" w:hanging="360"/>
+      </w:pPr>
+    </w:lvl>
+    <w:lvl w:ilvl="5" w:tplc="0409001B" w:tentative="1">
+      <w:start w:val="1"/>
+      <w:numFmt w:val="lowerRoman"/>
+      <w:lvlText w:val="%6."/>
+      <w:lvlJc w:val="right"/>
+      <w:pPr>
+        <w:ind w:left="4320" w:hanging="180"/>
+      </w:pPr>
+    </w:lvl>
+    <w:lvl w:ilvl="6" w:tplc="0409000F" w:tentative="1">
+      <w:start w:val="1"/>
+      <w:numFmt w:val="decimal"/>
+      <w:lvlText w:val="%7."/>
+      <w:lvlJc w:val="left"/>
+      <w:pPr>
+        <w:ind w:left="5040" w:hanging="360"/>
+      </w:pPr>
+    </w:lvl>
+    <w:lvl w:ilvl="7" w:tplc="04090019" w:tentative="1">
+      <w:start w:val="1"/>
+      <w:numFmt w:val="lowerLetter"/>
+      <w:lvlText w:val="%8."/>
+      <w:lvlJc w:val="left"/>
+      <w:pPr>
+        <w:ind w:left="5760" w:hanging="360"/>
+      </w:pPr>
+    </w:lvl>
+    <w:lvl w:ilvl="8" w:tplc="0409001B" w:tentative="1">
+      <w:start w:val="1"/>
+      <w:numFmt w:val="lowerRoman"/>
+      <w:lvlText w:val="%9."/>
+      <w:lvlJc w:val="right"/>
+      <w:pPr>
+        <w:ind w:left="6480" w:hanging="180"/>
+      </w:pPr>
+    </w:lvl>
+  </w:abstractNum>
+  <w:abstractNum w:abstractNumId="4" w15:restartNumberingAfterBreak="0">
+    <w:nsid w:val="21700A81"/>
+    <w:multiLevelType w:val="hybridMultilevel"/>
+    <w:tmpl w:val="2C04EEF8"/>
+    <w:lvl w:ilvl="0" w:tplc="04090001">
+      <w:start w:val="1"/>
+      <w:numFmt w:val="bullet"/>
+      <w:lvlText w:val=""/>
+      <w:lvlJc w:val="left"/>
+      <w:pPr>
+        <w:ind w:left="720" w:hanging="360"/>
+      </w:pPr>
+      <w:rPr>
+        <w:rFonts w:ascii="Symbol" w:hAnsi="Symbol" w:hint="default"/>
+      </w:rPr>
+    </w:lvl>
+    <w:lvl w:ilvl="1" w:tplc="04090003" w:tentative="1">
+      <w:start w:val="1"/>
+      <w:numFmt w:val="bullet"/>
+      <w:lvlText w:val="o"/>
+      <w:lvlJc w:val="left"/>
+      <w:pPr>
+        <w:ind w:left="1440" w:hanging="360"/>
+      </w:pPr>
+      <w:rPr>
+        <w:rFonts w:ascii="Courier New" w:hAnsi="Courier New" w:cs="Courier New" w:hint="default"/>
+      </w:rPr>
+    </w:lvl>
+    <w:lvl w:ilvl="2" w:tplc="04090005" w:tentative="1">
+      <w:start w:val="1"/>
+      <w:numFmt w:val="bullet"/>
+      <w:lvlText w:val=""/>
+      <w:lvlJc w:val="left"/>
+      <w:pPr>
+        <w:ind w:left="2160" w:hanging="360"/>
+      </w:pPr>
+      <w:rPr>
+        <w:rFonts w:ascii="Wingdings" w:hAnsi="Wingdings" w:hint="default"/>
+      </w:rPr>
+    </w:lvl>
+    <w:lvl w:ilvl="3" w:tplc="04090001" w:tentative="1">
+      <w:start w:val="1"/>
+      <w:numFmt w:val="bullet"/>
+      <w:lvlText w:val=""/>
+      <w:lvlJc w:val="left"/>
+      <w:pPr>
+        <w:ind w:left="2880" w:hanging="360"/>
+      </w:pPr>
+      <w:rPr>
+        <w:rFonts w:ascii="Symbol" w:hAnsi="Symbol" w:hint="default"/>
+      </w:rPr>
+    </w:lvl>
+    <w:lvl w:ilvl="4" w:tplc="04090003" w:tentative="1">
+      <w:start w:val="1"/>
+      <w:numFmt w:val="bullet"/>
+      <w:lvlText w:val="o"/>
+      <w:lvlJc w:val="left"/>
+      <w:pPr>
+        <w:ind w:left="3600" w:hanging="360"/>
+      </w:pPr>
+      <w:rPr>
+        <w:rFonts w:ascii="Courier New" w:hAnsi="Courier New" w:cs="Courier New" w:hint="default"/>
+      </w:rPr>
+    </w:lvl>
+    <w:lvl w:ilvl="5" w:tplc="04090005" w:tentative="1">
+      <w:start w:val="1"/>
+      <w:numFmt w:val="bullet"/>
+      <w:lvlText w:val=""/>
+      <w:lvlJc w:val="left"/>
+      <w:pPr>
+        <w:ind w:left="4320" w:hanging="360"/>
+      </w:pPr>
+      <w:rPr>
+        <w:rFonts w:ascii="Wingdings" w:hAnsi="Wingdings" w:hint="default"/>
+      </w:rPr>
+    </w:lvl>
+    <w:lvl w:ilvl="6" w:tplc="04090001" w:tentative="1">
+      <w:start w:val="1"/>
+      <w:numFmt w:val="bullet"/>
+      <w:lvlText w:val=""/>
+      <w:lvlJc w:val="left"/>
+      <w:pPr>
+        <w:ind w:left="5040" w:hanging="360"/>
+      </w:pPr>
+      <w:rPr>
+        <w:rFonts w:ascii="Symbol" w:hAnsi="Symbol" w:hint="default"/>
+      </w:rPr>
+    </w:lvl>
+    <w:lvl w:ilvl="7" w:tplc="04090003" w:tentative="1">
+      <w:start w:val="1"/>
+      <w:numFmt w:val="bullet"/>
+      <w:lvlText w:val="o"/>
+      <w:lvlJc w:val="left"/>
+      <w:pPr>
+        <w:ind w:left="5760" w:hanging="360"/>
+      </w:pPr>
+      <w:rPr>
+        <w:rFonts w:ascii="Courier New" w:hAnsi="Courier New" w:cs="Courier New" w:hint="default"/>
+      </w:rPr>
+    </w:lvl>
+    <w:lvl w:ilvl="8" w:tplc="04090005" w:tentative="1">
+      <w:start w:val="1"/>
+      <w:numFmt w:val="bullet"/>
+      <w:lvlText w:val=""/>
+      <w:lvlJc w:val="left"/>
+      <w:pPr>
+        <w:ind w:left="6480" w:hanging="360"/>
+      </w:pPr>
+      <w:rPr>
+        <w:rFonts w:ascii="Wingdings" w:hAnsi="Wingdings" w:hint="default"/>
+      </w:rPr>
+    </w:lvl>
+  </w:abstractNum>
+  <w:abstractNum w:abstractNumId="5" w15:restartNumberingAfterBreak="0">
+    <w:nsid w:val="25F5502D"/>
+    <w:multiLevelType w:val="hybridMultilevel"/>
+    <w:tmpl w:val="29FE7108"/>
+    <w:lvl w:ilvl="0" w:tplc="04090001">
+      <w:start w:val="1"/>
+      <w:numFmt w:val="bullet"/>
+      <w:lvlText w:val=""/>
+      <w:lvlJc w:val="left"/>
+      <w:pPr>
+        <w:ind w:left="766" w:hanging="360"/>
+      </w:pPr>
+      <w:rPr>
+        <w:rFonts w:ascii="Symbol" w:hAnsi="Symbol" w:hint="default"/>
+      </w:rPr>
+    </w:lvl>
+    <w:lvl w:ilvl="1" w:tplc="04090003" w:tentative="1">
+      <w:start w:val="1"/>
+      <w:numFmt w:val="bullet"/>
+      <w:lvlText w:val="o"/>
+      <w:lvlJc w:val="left"/>
+      <w:pPr>
+        <w:ind w:left="1486" w:hanging="360"/>
+      </w:pPr>
+      <w:rPr>
+        <w:rFonts w:ascii="Courier New" w:hAnsi="Courier New" w:cs="Courier New" w:hint="default"/>
+      </w:rPr>
+    </w:lvl>
+    <w:lvl w:ilvl="2" w:tplc="04090005" w:tentative="1">
+      <w:start w:val="1"/>
+      <w:numFmt w:val="bullet"/>
+      <w:lvlText w:val=""/>
+      <w:lvlJc w:val="left"/>
+      <w:pPr>
+        <w:ind w:left="2206" w:hanging="360"/>
+      </w:pPr>
+      <w:rPr>
+        <w:rFonts w:ascii="Wingdings" w:hAnsi="Wingdings" w:hint="default"/>
+      </w:rPr>
+    </w:lvl>
+    <w:lvl w:ilvl="3" w:tplc="04090001" w:tentative="1">
+      <w:start w:val="1"/>
+      <w:numFmt w:val="bullet"/>
+      <w:lvlText w:val=""/>
+      <w:lvlJc w:val="left"/>
+      <w:pPr>
+        <w:ind w:left="2926" w:hanging="360"/>
+      </w:pPr>
+      <w:rPr>
+        <w:rFonts w:ascii="Symbol" w:hAnsi="Symbol" w:hint="default"/>
+      </w:rPr>
+    </w:lvl>
+    <w:lvl w:ilvl="4" w:tplc="04090003" w:tentative="1">
+      <w:start w:val="1"/>
+      <w:numFmt w:val="bullet"/>
+      <w:lvlText w:val="o"/>
+      <w:lvlJc w:val="left"/>
+      <w:pPr>
+        <w:ind w:left="3646" w:hanging="360"/>
+      </w:pPr>
+      <w:rPr>
+        <w:rFonts w:ascii="Courier New" w:hAnsi="Courier New" w:cs="Courier New" w:hint="default"/>
+      </w:rPr>
+    </w:lvl>
+    <w:lvl w:ilvl="5" w:tplc="04090005" w:tentative="1">
+      <w:start w:val="1"/>
+      <w:numFmt w:val="bullet"/>
+      <w:lvlText w:val=""/>
+      <w:lvlJc w:val="left"/>
+      <w:pPr>
+        <w:ind w:left="4366" w:hanging="360"/>
+      </w:pPr>
+      <w:rPr>
+        <w:rFonts w:ascii="Wingdings" w:hAnsi="Wingdings" w:hint="default"/>
+      </w:rPr>
+    </w:lvl>
+    <w:lvl w:ilvl="6" w:tplc="04090001" w:tentative="1">
+      <w:start w:val="1"/>
+      <w:numFmt w:val="bullet"/>
+      <w:lvlText w:val=""/>
+      <w:lvlJc w:val="left"/>
+      <w:pPr>
+        <w:ind w:left="5086" w:hanging="360"/>
+      </w:pPr>
+      <w:rPr>
+        <w:rFonts w:ascii="Symbol" w:hAnsi="Symbol" w:hint="default"/>
+      </w:rPr>
+    </w:lvl>
+    <w:lvl w:ilvl="7" w:tplc="04090003" w:tentative="1">
+      <w:start w:val="1"/>
+      <w:numFmt w:val="bullet"/>
+      <w:lvlText w:val="o"/>
+      <w:lvlJc w:val="left"/>
+      <w:pPr>
+        <w:ind w:left="5806" w:hanging="360"/>
+      </w:pPr>
+      <w:rPr>
+        <w:rFonts w:ascii="Courier New" w:hAnsi="Courier New" w:cs="Courier New" w:hint="default"/>
+      </w:rPr>
+    </w:lvl>
+    <w:lvl w:ilvl="8" w:tplc="04090005" w:tentative="1">
+      <w:start w:val="1"/>
+      <w:numFmt w:val="bullet"/>
+      <w:lvlText w:val=""/>
+      <w:lvlJc w:val="left"/>
+      <w:pPr>
+        <w:ind w:left="6526" w:hanging="360"/>
+      </w:pPr>
+      <w:rPr>
+        <w:rFonts w:ascii="Wingdings" w:hAnsi="Wingdings" w:hint="default"/>
+      </w:rPr>
+    </w:lvl>
+  </w:abstractNum>
+  <w:abstractNum w:abstractNumId="6" w15:restartNumberingAfterBreak="0">
+    <w:nsid w:val="2AB76DDF"/>
+    <w:multiLevelType w:val="hybridMultilevel"/>
+    <w:tmpl w:val="0862D728"/>
+    <w:lvl w:ilvl="0" w:tplc="04090001">
+      <w:start w:val="1"/>
+      <w:numFmt w:val="bullet"/>
+      <w:lvlText w:val=""/>
+      <w:lvlJc w:val="left"/>
+      <w:pPr>
+        <w:ind w:left="720" w:hanging="360"/>
+      </w:pPr>
+      <w:rPr>
+        <w:rFonts w:ascii="Symbol" w:hAnsi="Symbol" w:hint="default"/>
+      </w:rPr>
+    </w:lvl>
+    <w:lvl w:ilvl="1" w:tplc="04090003" w:tentative="1">
+      <w:start w:val="1"/>
+      <w:numFmt w:val="bullet"/>
+      <w:lvlText w:val="o"/>
+      <w:lvlJc w:val="left"/>
+      <w:pPr>
+        <w:ind w:left="1440" w:hanging="360"/>
+      </w:pPr>
+      <w:rPr>
+        <w:rFonts w:ascii="Courier New" w:hAnsi="Courier New" w:cs="Courier New" w:hint="default"/>
+      </w:rPr>
+    </w:lvl>
+    <w:lvl w:ilvl="2" w:tplc="04090005" w:tentative="1">
+      <w:start w:val="1"/>
+      <w:numFmt w:val="bullet"/>
+      <w:lvlText w:val=""/>
+      <w:lvlJc w:val="left"/>
+      <w:pPr>
+        <w:ind w:left="2160" w:hanging="360"/>
+      </w:pPr>
+      <w:rPr>
+        <w:rFonts w:ascii="Wingdings" w:hAnsi="Wingdings" w:hint="default"/>
+      </w:rPr>
+    </w:lvl>
+    <w:lvl w:ilvl="3" w:tplc="04090001" w:tentative="1">
+      <w:start w:val="1"/>
+      <w:numFmt w:val="bullet"/>
+      <w:lvlText w:val=""/>
+      <w:lvlJc w:val="left"/>
+      <w:pPr>
+        <w:ind w:left="2880" w:hanging="360"/>
+      </w:pPr>
+      <w:rPr>
+        <w:rFonts w:ascii="Symbol" w:hAnsi="Symbol" w:hint="default"/>
+      </w:rPr>
+    </w:lvl>
+    <w:lvl w:ilvl="4" w:tplc="04090003" w:tentative="1">
+      <w:start w:val="1"/>
+      <w:numFmt w:val="bullet"/>
+      <w:lvlText w:val="o"/>
+      <w:lvlJc w:val="left"/>
+      <w:pPr>
+        <w:ind w:left="3600" w:hanging="360"/>
+      </w:pPr>
+      <w:rPr>
+        <w:rFonts w:ascii="Courier New" w:hAnsi="Courier New" w:cs="Courier New" w:hint="default"/>
+      </w:rPr>
+    </w:lvl>
+    <w:lvl w:ilvl="5" w:tplc="04090005" w:tentative="1">
+      <w:start w:val="1"/>
+      <w:numFmt w:val="bullet"/>
+      <w:lvlText w:val=""/>
+      <w:lvlJc w:val="left"/>
+      <w:pPr>
+        <w:ind w:left="4320" w:hanging="360"/>
+      </w:pPr>
+      <w:rPr>
+        <w:rFonts w:ascii="Wingdings" w:hAnsi="Wingdings" w:hint="default"/>
+      </w:rPr>
+    </w:lvl>
+    <w:lvl w:ilvl="6" w:tplc="04090001" w:tentative="1">
+      <w:start w:val="1"/>
+      <w:numFmt w:val="bullet"/>
+      <w:lvlText w:val=""/>
+      <w:lvlJc w:val="left"/>
+      <w:pPr>
+        <w:ind w:left="5040" w:hanging="360"/>
+      </w:pPr>
+      <w:rPr>
+        <w:rFonts w:ascii="Symbol" w:hAnsi="Symbol" w:hint="default"/>
+      </w:rPr>
+    </w:lvl>
+    <w:lvl w:ilvl="7" w:tplc="04090003" w:tentative="1">
+      <w:start w:val="1"/>
+      <w:numFmt w:val="bullet"/>
+      <w:lvlText w:val="o"/>
+      <w:lvlJc w:val="left"/>
+      <w:pPr>
+        <w:ind w:left="5760" w:hanging="360"/>
+      </w:pPr>
+      <w:rPr>
+        <w:rFonts w:ascii="Courier New" w:hAnsi="Courier New" w:cs="Courier New" w:hint="default"/>
+      </w:rPr>
+    </w:lvl>
+    <w:lvl w:ilvl="8" w:tplc="04090005" w:tentative="1">
+      <w:start w:val="1"/>
+      <w:numFmt w:val="bullet"/>
+      <w:lvlText w:val=""/>
+      <w:lvlJc w:val="left"/>
+      <w:pPr>
+        <w:ind w:left="6480" w:hanging="360"/>
+      </w:pPr>
+      <w:rPr>
+        <w:rFonts w:ascii="Wingdings" w:hAnsi="Wingdings" w:hint="default"/>
+      </w:rPr>
+    </w:lvl>
+  </w:abstractNum>
+  <w:abstractNum w:abstractNumId="7" w15:restartNumberingAfterBreak="0">
     <w:nsid w:val="2D7A644F"/>
     <w:multiLevelType w:val="hybridMultilevel"/>
     <w:tmpl w:val="ED823082"/>
@@ -531,7 +1694,233 @@
       </w:rPr>
     </w:lvl>
   </w:abstractNum>
-  <w:abstractNum w:abstractNumId="2" w15:restartNumberingAfterBreak="0">
+  <w:abstractNum w:abstractNumId="8" w15:restartNumberingAfterBreak="0">
+    <w:nsid w:val="647224A8"/>
+    <w:multiLevelType w:val="hybridMultilevel"/>
+    <w:tmpl w:val="12047954"/>
+    <w:lvl w:ilvl="0" w:tplc="04090001">
+      <w:start w:val="1"/>
+      <w:numFmt w:val="bullet"/>
+      <w:lvlText w:val=""/>
+      <w:lvlJc w:val="left"/>
+      <w:pPr>
+        <w:ind w:left="720" w:hanging="360"/>
+      </w:pPr>
+      <w:rPr>
+        <w:rFonts w:ascii="Symbol" w:hAnsi="Symbol" w:hint="default"/>
+      </w:rPr>
+    </w:lvl>
+    <w:lvl w:ilvl="1" w:tplc="04090003" w:tentative="1">
+      <w:start w:val="1"/>
+      <w:numFmt w:val="bullet"/>
+      <w:lvlText w:val="o"/>
+      <w:lvlJc w:val="left"/>
+      <w:pPr>
+        <w:ind w:left="1440" w:hanging="360"/>
+      </w:pPr>
+      <w:rPr>
+        <w:rFonts w:ascii="Courier New" w:hAnsi="Courier New" w:cs="Courier New" w:hint="default"/>
+      </w:rPr>
+    </w:lvl>
+    <w:lvl w:ilvl="2" w:tplc="04090005" w:tentative="1">
+      <w:start w:val="1"/>
+      <w:numFmt w:val="bullet"/>
+      <w:lvlText w:val=""/>
+      <w:lvlJc w:val="left"/>
+      <w:pPr>
+        <w:ind w:left="2160" w:hanging="360"/>
+      </w:pPr>
+      <w:rPr>
+        <w:rFonts w:ascii="Wingdings" w:hAnsi="Wingdings" w:hint="default"/>
+      </w:rPr>
+    </w:lvl>
+    <w:lvl w:ilvl="3" w:tplc="04090001" w:tentative="1">
+      <w:start w:val="1"/>
+      <w:numFmt w:val="bullet"/>
+      <w:lvlText w:val=""/>
+      <w:lvlJc w:val="left"/>
+      <w:pPr>
+        <w:ind w:left="2880" w:hanging="360"/>
+      </w:pPr>
+      <w:rPr>
+        <w:rFonts w:ascii="Symbol" w:hAnsi="Symbol" w:hint="default"/>
+      </w:rPr>
+    </w:lvl>
+    <w:lvl w:ilvl="4" w:tplc="04090003" w:tentative="1">
+      <w:start w:val="1"/>
+      <w:numFmt w:val="bullet"/>
+      <w:lvlText w:val="o"/>
+      <w:lvlJc w:val="left"/>
+      <w:pPr>
+        <w:ind w:left="3600" w:hanging="360"/>
+      </w:pPr>
+      <w:rPr>
+        <w:rFonts w:ascii="Courier New" w:hAnsi="Courier New" w:cs="Courier New" w:hint="default"/>
+      </w:rPr>
+    </w:lvl>
+    <w:lvl w:ilvl="5" w:tplc="04090005" w:tentative="1">
+      <w:start w:val="1"/>
+      <w:numFmt w:val="bullet"/>
+      <w:lvlText w:val=""/>
+      <w:lvlJc w:val="left"/>
+      <w:pPr>
+        <w:ind w:left="4320" w:hanging="360"/>
+      </w:pPr>
+      <w:rPr>
+        <w:rFonts w:ascii="Wingdings" w:hAnsi="Wingdings" w:hint="default"/>
+      </w:rPr>
+    </w:lvl>
+    <w:lvl w:ilvl="6" w:tplc="04090001" w:tentative="1">
+      <w:start w:val="1"/>
+      <w:numFmt w:val="bullet"/>
+      <w:lvlText w:val=""/>
+      <w:lvlJc w:val="left"/>
+      <w:pPr>
+        <w:ind w:left="5040" w:hanging="360"/>
+      </w:pPr>
+      <w:rPr>
+        <w:rFonts w:ascii="Symbol" w:hAnsi="Symbol" w:hint="default"/>
+      </w:rPr>
+    </w:lvl>
+    <w:lvl w:ilvl="7" w:tplc="04090003" w:tentative="1">
+      <w:start w:val="1"/>
+      <w:numFmt w:val="bullet"/>
+      <w:lvlText w:val="o"/>
+      <w:lvlJc w:val="left"/>
+      <w:pPr>
+        <w:ind w:left="5760" w:hanging="360"/>
+      </w:pPr>
+      <w:rPr>
+        <w:rFonts w:ascii="Courier New" w:hAnsi="Courier New" w:cs="Courier New" w:hint="default"/>
+      </w:rPr>
+    </w:lvl>
+    <w:lvl w:ilvl="8" w:tplc="04090005" w:tentative="1">
+      <w:start w:val="1"/>
+      <w:numFmt w:val="bullet"/>
+      <w:lvlText w:val=""/>
+      <w:lvlJc w:val="left"/>
+      <w:pPr>
+        <w:ind w:left="6480" w:hanging="360"/>
+      </w:pPr>
+      <w:rPr>
+        <w:rFonts w:ascii="Wingdings" w:hAnsi="Wingdings" w:hint="default"/>
+      </w:rPr>
+    </w:lvl>
+  </w:abstractNum>
+  <w:abstractNum w:abstractNumId="9" w15:restartNumberingAfterBreak="0">
+    <w:nsid w:val="71A338A2"/>
+    <w:multiLevelType w:val="hybridMultilevel"/>
+    <w:tmpl w:val="CEAE8B44"/>
+    <w:lvl w:ilvl="0" w:tplc="04090001">
+      <w:start w:val="1"/>
+      <w:numFmt w:val="bullet"/>
+      <w:lvlText w:val=""/>
+      <w:lvlJc w:val="left"/>
+      <w:pPr>
+        <w:ind w:left="720" w:hanging="360"/>
+      </w:pPr>
+      <w:rPr>
+        <w:rFonts w:ascii="Symbol" w:hAnsi="Symbol" w:hint="default"/>
+      </w:rPr>
+    </w:lvl>
+    <w:lvl w:ilvl="1" w:tplc="04090003" w:tentative="1">
+      <w:start w:val="1"/>
+      <w:numFmt w:val="bullet"/>
+      <w:lvlText w:val="o"/>
+      <w:lvlJc w:val="left"/>
+      <w:pPr>
+        <w:ind w:left="1440" w:hanging="360"/>
+      </w:pPr>
+      <w:rPr>
+        <w:rFonts w:ascii="Courier New" w:hAnsi="Courier New" w:cs="Courier New" w:hint="default"/>
+      </w:rPr>
+    </w:lvl>
+    <w:lvl w:ilvl="2" w:tplc="04090005" w:tentative="1">
+      <w:start w:val="1"/>
+      <w:numFmt w:val="bullet"/>
+      <w:lvlText w:val=""/>
+      <w:lvlJc w:val="left"/>
+      <w:pPr>
+        <w:ind w:left="2160" w:hanging="360"/>
+      </w:pPr>
+      <w:rPr>
+        <w:rFonts w:ascii="Wingdings" w:hAnsi="Wingdings" w:hint="default"/>
+      </w:rPr>
+    </w:lvl>
+    <w:lvl w:ilvl="3" w:tplc="04090001" w:tentative="1">
+      <w:start w:val="1"/>
+      <w:numFmt w:val="bullet"/>
+      <w:lvlText w:val=""/>
+      <w:lvlJc w:val="left"/>
+      <w:pPr>
+        <w:ind w:left="2880" w:hanging="360"/>
+      </w:pPr>
+      <w:rPr>
+        <w:rFonts w:ascii="Symbol" w:hAnsi="Symbol" w:hint="default"/>
+      </w:rPr>
+    </w:lvl>
+    <w:lvl w:ilvl="4" w:tplc="04090003" w:tentative="1">
+      <w:start w:val="1"/>
+      <w:numFmt w:val="bullet"/>
+      <w:lvlText w:val="o"/>
+      <w:lvlJc w:val="left"/>
+      <w:pPr>
+        <w:ind w:left="3600" w:hanging="360"/>
+      </w:pPr>
+      <w:rPr>
+        <w:rFonts w:ascii="Courier New" w:hAnsi="Courier New" w:cs="Courier New" w:hint="default"/>
+      </w:rPr>
+    </w:lvl>
+    <w:lvl w:ilvl="5" w:tplc="04090005" w:tentative="1">
+      <w:start w:val="1"/>
+      <w:numFmt w:val="bullet"/>
+      <w:lvlText w:val=""/>
+      <w:lvlJc w:val="left"/>
+      <w:pPr>
+        <w:ind w:left="4320" w:hanging="360"/>
+      </w:pPr>
+      <w:rPr>
+        <w:rFonts w:ascii="Wingdings" w:hAnsi="Wingdings" w:hint="default"/>
+      </w:rPr>
+    </w:lvl>
+    <w:lvl w:ilvl="6" w:tplc="04090001" w:tentative="1">
+      <w:start w:val="1"/>
+      <w:numFmt w:val="bullet"/>
+      <w:lvlText w:val=""/>
+      <w:lvlJc w:val="left"/>
+      <w:pPr>
+        <w:ind w:left="5040" w:hanging="360"/>
+      </w:pPr>
+      <w:rPr>
+        <w:rFonts w:ascii="Symbol" w:hAnsi="Symbol" w:hint="default"/>
+      </w:rPr>
+    </w:lvl>
+    <w:lvl w:ilvl="7" w:tplc="04090003" w:tentative="1">
+      <w:start w:val="1"/>
+      <w:numFmt w:val="bullet"/>
+      <w:lvlText w:val="o"/>
+      <w:lvlJc w:val="left"/>
+      <w:pPr>
+        <w:ind w:left="5760" w:hanging="360"/>
+      </w:pPr>
+      <w:rPr>
+        <w:rFonts w:ascii="Courier New" w:hAnsi="Courier New" w:cs="Courier New" w:hint="default"/>
+      </w:rPr>
+    </w:lvl>
+    <w:lvl w:ilvl="8" w:tplc="04090005" w:tentative="1">
+      <w:start w:val="1"/>
+      <w:numFmt w:val="bullet"/>
+      <w:lvlText w:val=""/>
+      <w:lvlJc w:val="left"/>
+      <w:pPr>
+        <w:ind w:left="6480" w:hanging="360"/>
+      </w:pPr>
+      <w:rPr>
+        <w:rFonts w:ascii="Wingdings" w:hAnsi="Wingdings" w:hint="default"/>
+      </w:rPr>
+    </w:lvl>
+  </w:abstractNum>
+  <w:abstractNum w:abstractNumId="10" w15:restartNumberingAfterBreak="0">
     <w:nsid w:val="7B76382A"/>
     <w:multiLevelType w:val="hybridMultilevel"/>
     <w:tmpl w:val="25547D42"/>
@@ -645,13 +2034,37 @@
     </w:lvl>
   </w:abstractNum>
   <w:num w:numId="1" w16cid:durableId="39788198">
+    <w:abstractNumId w:val="10"/>
+  </w:num>
+  <w:num w:numId="2" w16cid:durableId="62602937">
+    <w:abstractNumId w:val="1"/>
+  </w:num>
+  <w:num w:numId="3" w16cid:durableId="234315326">
+    <w:abstractNumId w:val="7"/>
+  </w:num>
+  <w:num w:numId="4" w16cid:durableId="532575303">
     <w:abstractNumId w:val="2"/>
   </w:num>
-  <w:num w:numId="2" w16cid:durableId="62602937">
+  <w:num w:numId="5" w16cid:durableId="1765689573">
+    <w:abstractNumId w:val="6"/>
+  </w:num>
+  <w:num w:numId="6" w16cid:durableId="1780418235">
+    <w:abstractNumId w:val="8"/>
+  </w:num>
+  <w:num w:numId="7" w16cid:durableId="722405972">
+    <w:abstractNumId w:val="9"/>
+  </w:num>
+  <w:num w:numId="8" w16cid:durableId="1809200041">
+    <w:abstractNumId w:val="5"/>
+  </w:num>
+  <w:num w:numId="9" w16cid:durableId="1416895897">
+    <w:abstractNumId w:val="4"/>
+  </w:num>
+  <w:num w:numId="10" w16cid:durableId="1219324285">
+    <w:abstractNumId w:val="3"/>
+  </w:num>
+  <w:num w:numId="11" w16cid:durableId="191772675">
     <w:abstractNumId w:val="0"/>
-  </w:num>
-  <w:num w:numId="3" w16cid:durableId="234315326">
-    <w:abstractNumId w:val="1"/>
   </w:num>
 </w:numbering>
 </file>
@@ -1056,6 +2469,7 @@
   <w:style w:type="paragraph" w:default="1" w:styleId="Normal">
     <w:name w:val="Normal"/>
     <w:qFormat/>
+    <w:rsid w:val="00CF1029"/>
   </w:style>
   <w:style w:type="paragraph" w:styleId="Heading1">
     <w:name w:val="heading 1"/>
@@ -1084,7 +2498,6 @@
     <w:next w:val="Normal"/>
     <w:link w:val="Heading2Char"/>
     <w:uiPriority w:val="9"/>
-    <w:semiHidden/>
     <w:unhideWhenUsed/>
     <w:qFormat/>
     <w:rsid w:val="00D10252"/>
@@ -1107,7 +2520,6 @@
     <w:next w:val="Normal"/>
     <w:link w:val="Heading3Char"/>
     <w:uiPriority w:val="9"/>
-    <w:semiHidden/>
     <w:unhideWhenUsed/>
     <w:qFormat/>
     <w:rsid w:val="00D10252"/>
@@ -1301,7 +2713,6 @@
     <w:basedOn w:val="DefaultParagraphFont"/>
     <w:link w:val="Heading2"/>
     <w:uiPriority w:val="9"/>
-    <w:semiHidden/>
     <w:rsid w:val="00D10252"/>
     <w:rPr>
       <w:rFonts w:asciiTheme="majorHAnsi" w:eastAsiaTheme="majorEastAsia" w:hAnsiTheme="majorHAnsi" w:cstheme="majorBidi"/>
@@ -1315,7 +2726,6 @@
     <w:basedOn w:val="DefaultParagraphFont"/>
     <w:link w:val="Heading3"/>
     <w:uiPriority w:val="9"/>
-    <w:semiHidden/>
     <w:rsid w:val="00D10252"/>
     <w:rPr>
       <w:rFonts w:eastAsiaTheme="majorEastAsia" w:cstheme="majorBidi"/>
